--- a/AWS/Auto-Scaling-Groups/ASG_Monitoring tasks.docx
+++ b/AWS/Auto-Scaling-Groups/ASG_Monitoring tasks.docx
@@ -6799,435 +6799,102 @@
     </w:p>
     <w:p>
       <w:pPr>
-        <w:pStyle w:val="Heading3"/>
-      </w:pPr>
-      <w:r>
-        <w:t>Step 12.2 — Create the Auto Scaling Group</w:t>
-      </w:r>
-    </w:p>
-    <w:p>
-      <w:pPr>
-        <w:spacing w:after="80"/>
-        <w:ind w:left="450" w:hanging="300"/>
-      </w:pPr>
-      <w:r>
-        <w:rPr>
-          <w:b/>
-          <w:bCs/>
-          <w:color w:val="2E74B5"/>
-        </w:rPr>
-        <w:t xml:space="preserve">1. </w:t>
-      </w:r>
-      <w:r>
-        <w:t>EC2 console → Auto Scaling Groups → Create Auto Scaling group.</w:t>
-      </w:r>
-    </w:p>
-    <w:p>
-      <w:pPr>
-        <w:spacing w:after="80"/>
-        <w:ind w:left="450" w:hanging="300"/>
-      </w:pPr>
-      <w:r>
-        <w:rPr>
-          <w:b/>
-          <w:bCs/>
-          <w:color w:val="2E74B5"/>
-        </w:rPr>
-        <w:t xml:space="preserve">2. </w:t>
-      </w:r>
-      <w:r>
-        <w:t>Name: Web-Tier-ASG. Launch template: Web-Tier-Launch-Template.</w:t>
-      </w:r>
-    </w:p>
-    <w:p>
-      <w:pPr>
-        <w:spacing w:after="80"/>
-        <w:ind w:left="450" w:hanging="300"/>
-      </w:pPr>
-      <w:r>
-        <w:rPr>
-          <w:b/>
-          <w:bCs/>
-          <w:color w:val="2E74B5"/>
-        </w:rPr>
-        <w:t xml:space="preserve">3. </w:t>
-      </w:r>
-      <w:r>
-        <w:t>VPC: Lab-VPC. Subnets: Private-Subnet-1 (add a second private subnet in another AZ here for high availability if desired — omitted from this lab's base design for simplicity).</w:t>
-      </w:r>
-    </w:p>
-    <w:p>
-      <w:pPr>
-        <w:spacing w:after="80"/>
-        <w:ind w:left="450" w:hanging="300"/>
-      </w:pPr>
-      <w:r>
-        <w:rPr>
-          <w:b/>
-          <w:bCs/>
-          <w:color w:val="2E74B5"/>
-        </w:rPr>
-        <w:t xml:space="preserve">4. </w:t>
-      </w:r>
-      <w:r>
-        <w:t>Load balancing: Attach to an existing load balancer → choose your existing target group → Web-Target-Group.</w:t>
-      </w:r>
-    </w:p>
-    <w:p>
-      <w:pPr>
-        <w:spacing w:after="80"/>
-        <w:ind w:left="450" w:hanging="300"/>
-      </w:pPr>
-      <w:r>
-        <w:rPr>
-          <w:b/>
-          <w:bCs/>
-          <w:color w:val="2E74B5"/>
-        </w:rPr>
-        <w:t xml:space="preserve">5. </w:t>
-      </w:r>
-      <w:r>
-        <w:t>Health checks: enable ELB health checks in addition to EC2 (so the ASG replaces instances that fail ALB health checks, not just EC2 status checks).</w:t>
-      </w:r>
-    </w:p>
-    <w:p>
-      <w:pPr>
-        <w:spacing w:after="80"/>
-        <w:ind w:left="450" w:hanging="300"/>
-      </w:pPr>
-      <w:r>
-        <w:rPr>
-          <w:b/>
-          <w:bCs/>
-          <w:color w:val="2E74B5"/>
-        </w:rPr>
-        <w:t xml:space="preserve">6. </w:t>
-      </w:r>
-      <w:r>
-        <w:t>Group size: Desired capacity = 1, Minimum capacity = 1, Maximum capacity = 3.</w:t>
-      </w:r>
-    </w:p>
-    <w:p>
-      <w:pPr>
-        <w:spacing w:after="80"/>
-        <w:ind w:left="450" w:hanging="300"/>
-      </w:pPr>
-      <w:r>
-        <w:rPr>
-          <w:b/>
-          <w:bCs/>
-          <w:color w:val="2E74B5"/>
-        </w:rPr>
-        <w:t xml:space="preserve">7. </w:t>
-      </w:r>
-      <w:r>
-        <w:t>Scaling policies: choose None for now — the policy is created explicitly in Step 12.3 for clarity.</w:t>
-      </w:r>
-    </w:p>
-    <w:p>
-      <w:pPr>
-        <w:spacing w:after="80"/>
-        <w:ind w:left="450" w:hanging="300"/>
-      </w:pPr>
-      <w:r>
-        <w:rPr>
-          <w:b/>
-          <w:bCs/>
-          <w:color w:val="2E74B5"/>
+        <w:spacing w:after="80"/>
+        <w:ind w:left="450" w:hanging="300"/>
+      </w:pPr>
+      <w:r>
+        <w:rPr>
+          <w:noProof/>
+        </w:rPr>
+        <w:drawing>
+          <wp:inline distT="0" distB="0" distL="0" distR="0" wp14:anchorId="670E1216" wp14:editId="4B001270">
+            <wp:extent cx="6400800" cy="2360295"/>
+            <wp:effectExtent l="0" t="0" r="0" b="1905"/>
+            <wp:docPr id="2090370038" name="Picture 1"/>
+            <wp:cNvGraphicFramePr>
+              <a:graphicFrameLocks xmlns:a="http://schemas.openxmlformats.org/drawingml/2006/main" noChangeAspect="1"/>
+            </wp:cNvGraphicFramePr>
+            <a:graphic xmlns:a="http://schemas.openxmlformats.org/drawingml/2006/main">
+              <a:graphicData uri="http://schemas.openxmlformats.org/drawingml/2006/picture">
+                <pic:pic xmlns:pic="http://schemas.openxmlformats.org/drawingml/2006/picture">
+                  <pic:nvPicPr>
+                    <pic:cNvPr id="2090370038" name=""/>
+                    <pic:cNvPicPr/>
+                  </pic:nvPicPr>
+                  <pic:blipFill>
+                    <a:blip r:embed="rId44"/>
+                    <a:stretch>
+                      <a:fillRect/>
+                    </a:stretch>
+                  </pic:blipFill>
+                  <pic:spPr>
+                    <a:xfrm>
+                      <a:off x="0" y="0"/>
+                      <a:ext cx="6400800" cy="2360295"/>
+                    </a:xfrm>
+                    <a:prstGeom prst="rect">
+                      <a:avLst/>
+                    </a:prstGeom>
+                  </pic:spPr>
+                </pic:pic>
+              </a:graphicData>
+            </a:graphic>
+          </wp:inline>
+        </w:drawing>
+      </w:r>
+    </w:p>
+    <w:p>
+      <w:pPr>
+        <w:spacing w:after="80"/>
+        <w:ind w:left="450" w:hanging="300"/>
+      </w:pPr>
+      <w:r>
+        <w:rPr>
+          <w:noProof/>
         </w:rPr>
         <w:lastRenderedPageBreak/>
-        <w:t xml:space="preserve">8. </w:t>
-      </w:r>
-      <w:r>
-        <w:t>Click Next through the remaining pages (notifications/tags optional) and click Create Auto Scaling group.</w:t>
-      </w:r>
-    </w:p>
-    <w:p>
-      <w:pPr>
-        <w:pStyle w:val="Heading3"/>
-      </w:pPr>
-      <w:r>
-        <w:t>Step 12.3 — Create the Target-Tracking / CPU Scaling Policy</w:t>
-      </w:r>
-    </w:p>
-    <w:p>
-      <w:pPr>
-        <w:spacing w:after="80"/>
-        <w:ind w:left="450" w:hanging="300"/>
-      </w:pPr>
-      <w:r>
-        <w:rPr>
-          <w:b/>
-          <w:bCs/>
-          <w:color w:val="2E74B5"/>
-        </w:rPr>
-        <w:t xml:space="preserve">1. </w:t>
-      </w:r>
-      <w:r>
-        <w:t>Open Web-Tier-ASG → Automatic scaling tab → Create dynamic scaling policy.</w:t>
-      </w:r>
-    </w:p>
-    <w:p>
-      <w:pPr>
-        <w:spacing w:after="80"/>
-        <w:ind w:left="450" w:hanging="300"/>
-      </w:pPr>
-      <w:r>
-        <w:rPr>
-          <w:b/>
-          <w:bCs/>
-          <w:color w:val="2E74B5"/>
-        </w:rPr>
-        <w:t xml:space="preserve">2. </w:t>
-      </w:r>
-      <w:r>
-        <w:t>Policy type: Target tracking scaling.</w:t>
-      </w:r>
-    </w:p>
-    <w:p>
-      <w:pPr>
-        <w:spacing w:after="80"/>
-        <w:ind w:left="450" w:hanging="300"/>
-      </w:pPr>
-      <w:r>
-        <w:rPr>
-          <w:b/>
-          <w:bCs/>
-          <w:color w:val="2E74B5"/>
-        </w:rPr>
-        <w:t xml:space="preserve">3. </w:t>
-      </w:r>
-      <w:r>
-        <w:t>Metric type: Average CPU utilization.</w:t>
-      </w:r>
-    </w:p>
-    <w:p>
-      <w:pPr>
-        <w:spacing w:after="80"/>
-        <w:ind w:left="450" w:hanging="300"/>
-      </w:pPr>
-      <w:r>
-        <w:rPr>
-          <w:b/>
-          <w:bCs/>
-          <w:color w:val="2E74B5"/>
-        </w:rPr>
-        <w:t xml:space="preserve">4. </w:t>
-      </w:r>
-      <w:r>
-        <w:t>Target value: 70.</w:t>
-      </w:r>
-    </w:p>
-    <w:p>
-      <w:pPr>
-        <w:spacing w:after="80"/>
-        <w:ind w:left="450" w:hanging="300"/>
-      </w:pPr>
-      <w:r>
-        <w:rPr>
-          <w:b/>
-          <w:bCs/>
-          <w:color w:val="2E74B5"/>
-        </w:rPr>
-        <w:t xml:space="preserve">5. </w:t>
-      </w:r>
-      <w:r>
-        <w:t>Instances need: 300 seconds warm-up before contributing to the metric (default).</w:t>
-      </w:r>
-    </w:p>
-    <w:p>
-      <w:pPr>
-        <w:spacing w:after="80"/>
-        <w:ind w:left="450" w:hanging="300"/>
-      </w:pPr>
-      <w:r>
-        <w:rPr>
-          <w:b/>
-          <w:bCs/>
-          <w:color w:val="2E74B5"/>
-        </w:rPr>
-        <w:t xml:space="preserve">6. </w:t>
-      </w:r>
-      <w:r>
-        <w:t>Click Create.</w:t>
-      </w:r>
-    </w:p>
-    <w:p>
-      <w:pPr>
-        <w:spacing w:after="80"/>
-        <w:ind w:left="450" w:hanging="300"/>
-      </w:pPr>
-      <w:r>
-        <w:rPr>
-          <w:b/>
-          <w:bCs/>
-          <w:color w:val="2E74B5"/>
-        </w:rPr>
-        <w:t xml:space="preserve">7. </w:t>
-      </w:r>
-      <w:r>
-        <w:t>(This single target-tracking policy automatically creates and manages the underlying CloudWatch alarms for scale-out when CPU &gt; 70% and scale-in when it drops well below 70%, launching additional instances up to the Maximum capacity of 3 as needed.)</w:t>
-      </w:r>
-    </w:p>
-    <w:p>
-      <w:pPr>
-        <w:pStyle w:val="Heading3"/>
-      </w:pPr>
-      <w:r>
-        <w:t>Step 12.4 — Test the Scaling Policy</w:t>
-      </w:r>
-    </w:p>
-    <w:p>
-      <w:pPr>
-        <w:spacing w:after="80"/>
-        <w:ind w:left="450" w:hanging="300"/>
-      </w:pPr>
-      <w:r>
-        <w:rPr>
-          <w:b/>
-          <w:bCs/>
-          <w:color w:val="2E74B5"/>
-        </w:rPr>
-        <w:t xml:space="preserve">1. </w:t>
-      </w:r>
-      <w:r>
-        <w:t>SSH/Session Manager into the running ASG instance and generate load:</w:t>
-      </w:r>
-    </w:p>
-    <w:p>
-      <w:pPr>
-        <w:pBdr>
-          <w:top w:val="single" w:sz="2" w:space="0" w:color="CCCCCC"/>
-          <w:left w:val="single" w:sz="2" w:space="0" w:color="CCCCCC"/>
-          <w:bottom w:val="single" w:sz="2" w:space="0" w:color="CCCCCC"/>
-          <w:right w:val="single" w:sz="2" w:space="0" w:color="CCCCCC"/>
-        </w:pBdr>
-        <w:shd w:val="clear" w:color="auto" w:fill="F2F2F2"/>
-        <w:spacing w:before="100" w:after="200"/>
-        <w:ind w:left="200" w:right="200"/>
-      </w:pPr>
-      <w:proofErr w:type="spellStart"/>
-      <w:r>
-        <w:rPr>
-          <w:rFonts w:ascii="Consolas" w:eastAsia="Consolas" w:hAnsi="Consolas" w:cs="Consolas"/>
-          <w:sz w:val="19"/>
-          <w:szCs w:val="19"/>
-        </w:rPr>
-        <w:t>sudo</w:t>
-      </w:r>
-      <w:proofErr w:type="spellEnd"/>
-      <w:r>
-        <w:rPr>
-          <w:rFonts w:ascii="Consolas" w:eastAsia="Consolas" w:hAnsi="Consolas" w:cs="Consolas"/>
-          <w:sz w:val="19"/>
-          <w:szCs w:val="19"/>
-        </w:rPr>
-        <w:t xml:space="preserve"> yum install -y stress &amp;&amp; stress --</w:t>
-      </w:r>
-      <w:proofErr w:type="spellStart"/>
-      <w:r>
-        <w:rPr>
-          <w:rFonts w:ascii="Consolas" w:eastAsia="Consolas" w:hAnsi="Consolas" w:cs="Consolas"/>
-          <w:sz w:val="19"/>
-          <w:szCs w:val="19"/>
-        </w:rPr>
-        <w:t>cpu</w:t>
-      </w:r>
-      <w:proofErr w:type="spellEnd"/>
-      <w:r>
-        <w:rPr>
-          <w:rFonts w:ascii="Consolas" w:eastAsia="Consolas" w:hAnsi="Consolas" w:cs="Consolas"/>
-          <w:sz w:val="19"/>
-          <w:szCs w:val="19"/>
-        </w:rPr>
-        <w:t xml:space="preserve"> 2 --timeout 600</w:t>
-      </w:r>
-    </w:p>
-    <w:p>
-      <w:pPr>
-        <w:spacing w:after="80"/>
-        <w:ind w:left="450" w:hanging="300"/>
-      </w:pPr>
-      <w:r>
-        <w:rPr>
-          <w:b/>
-          <w:bCs/>
-          <w:color w:val="2E74B5"/>
-        </w:rPr>
-        <w:t xml:space="preserve">2. </w:t>
-      </w:r>
-      <w:r>
-        <w:t>Watch Web-Tier-ASG → Activity tab — within a few minutes a new scaling activity should appear, launching a second instance once average CPU exceeds 70%.</w:t>
-      </w:r>
-    </w:p>
-    <w:p>
-      <w:pPr>
-        <w:spacing w:after="80"/>
-        <w:ind w:left="450" w:hanging="300"/>
-      </w:pPr>
-      <w:r>
-        <w:rPr>
-          <w:b/>
-          <w:bCs/>
-          <w:color w:val="2E74B5"/>
-        </w:rPr>
-        <w:t xml:space="preserve">3. </w:t>
-      </w:r>
-      <w:r>
-        <w:t>Confirm the new instance is automatically registered as a healthy target in Web-Target-Group and appears in the Web-Tier-Dashboard from Task 11.</w:t>
-      </w:r>
-    </w:p>
-    <w:p>
-      <w:pPr>
-        <w:spacing w:after="80"/>
-        <w:ind w:left="450" w:hanging="300"/>
-      </w:pPr>
-      <w:r>
-        <w:rPr>
-          <w:b/>
-          <w:bCs/>
-          <w:color w:val="2E74B5"/>
-        </w:rPr>
-        <w:t xml:space="preserve">4. </w:t>
-      </w:r>
-      <w:r>
-        <w:t>Stop the stress command; once CPU drops and stays low, confirm the ASG scales back in toward the Minimum capacity after the cooldown period.</w:t>
-      </w:r>
-    </w:p>
-    <w:p>
-      <w:pPr>
-        <w:spacing w:before="150" w:after="300"/>
-      </w:pPr>
-      <w:proofErr w:type="gramStart"/>
-      <w:r>
-        <w:rPr>
-          <w:b/>
-          <w:bCs/>
-        </w:rPr>
-        <w:t xml:space="preserve">✅  </w:t>
-      </w:r>
-      <w:r>
-        <w:rPr>
-          <w:b/>
-          <w:bCs/>
-          <w:color w:val="2E7D32"/>
-        </w:rPr>
-        <w:t>Task</w:t>
-      </w:r>
-      <w:proofErr w:type="gramEnd"/>
-      <w:r>
-        <w:rPr>
-          <w:b/>
-          <w:bCs/>
-          <w:color w:val="2E7D32"/>
-        </w:rPr>
-        <w:t xml:space="preserve"> 12 Complete: Web-Tier-ASG automatically launches additional Apache-serving instances whenever average CPU exceeds 70%, registers them with the ALB, and scales back in once load subsides.</w:t>
-      </w:r>
-    </w:p>
-    <w:p>
-      <w:r>
-        <w:br w:type="page"/>
-      </w:r>
+        <w:drawing>
+          <wp:inline distT="0" distB="0" distL="0" distR="0" wp14:anchorId="21C6D593" wp14:editId="34B1C202">
+            <wp:extent cx="6400800" cy="952500"/>
+            <wp:effectExtent l="0" t="0" r="0" b="0"/>
+            <wp:docPr id="562203299" name="Picture 1"/>
+            <wp:cNvGraphicFramePr>
+              <a:graphicFrameLocks xmlns:a="http://schemas.openxmlformats.org/drawingml/2006/main" noChangeAspect="1"/>
+            </wp:cNvGraphicFramePr>
+            <a:graphic xmlns:a="http://schemas.openxmlformats.org/drawingml/2006/main">
+              <a:graphicData uri="http://schemas.openxmlformats.org/drawingml/2006/picture">
+                <pic:pic xmlns:pic="http://schemas.openxmlformats.org/drawingml/2006/picture">
+                  <pic:nvPicPr>
+                    <pic:cNvPr id="562203299" name=""/>
+                    <pic:cNvPicPr/>
+                  </pic:nvPicPr>
+                  <pic:blipFill>
+                    <a:blip r:embed="rId45"/>
+                    <a:stretch>
+                      <a:fillRect/>
+                    </a:stretch>
+                  </pic:blipFill>
+                  <pic:spPr>
+                    <a:xfrm>
+                      <a:off x="0" y="0"/>
+                      <a:ext cx="6400800" cy="952500"/>
+                    </a:xfrm>
+                    <a:prstGeom prst="rect">
+                      <a:avLst/>
+                    </a:prstGeom>
+                  </pic:spPr>
+                </pic:pic>
+              </a:graphicData>
+            </a:graphic>
+          </wp:inline>
+        </w:drawing>
+      </w:r>
+    </w:p>
+    <w:p>
+      <w:pPr>
+        <w:spacing w:after="80"/>
+        <w:ind w:left="450" w:hanging="300"/>
+      </w:pPr>
     </w:p>
     <w:sectPr>
       <w:pgSz w:w="12240" w:h="15840"/>
